--- a/data/revised_2026-10_full/outputs/v2/Core_Mathematics/SS2.8_Vectors/Core_Mathematics_Vectors_CBE_LessonSequence.docx
+++ b/data/revised_2026-10_full/outputs/v2/Core_Mathematics/SS2.8_Vectors/Core_Mathematics_Vectors_CBE_LessonSequence.docx
@@ -2438,7 +2438,7 @@
         </w:rPr>
         <w:t xml:space="preserve">© 2026 SeaVuria and ARES. This work is licensed under a </w:t>
       </w:r>
-      <w:hyperlink w:history="1" r:id="rIdq0zdzvbktlmwfjcz1ukiy">
+      <w:hyperlink w:history="1" r:id="rIdmg5pvuvxkfx7lqdgdicnz">
         <w:r>
           <w:rPr>
             <w:rFonts w:ascii="Arial" w:cs="Arial" w:eastAsia="Arial" w:hAnsi="Arial"/>
@@ -2458,7 +2458,7 @@
         </w:rPr>
         <w:t xml:space="preserve"> (</w:t>
       </w:r>
-      <w:hyperlink w:history="1" r:id="rId6ljkyl6nvcxu9ildk8je1">
+      <w:hyperlink w:history="1" r:id="rId78dydyduee-pjoozkyv31">
         <w:r>
           <w:rPr>
             <w:rFonts w:ascii="Arial" w:cs="Arial" w:eastAsia="Arial" w:hAnsi="Arial"/>
@@ -2478,7 +2478,7 @@
         </w:rPr>
         <w:t xml:space="preserve">). To view a copy of this license, visit </w:t>
       </w:r>
-      <w:hyperlink w:history="1" r:id="rId1rvr8xztvyufkh5fkzo1l">
+      <w:hyperlink w:history="1" r:id="rIdmz4ojr5a4a8evdsnwihqn">
         <w:r>
           <w:rPr>
             <w:rFonts w:ascii="Arial" w:cs="Arial" w:eastAsia="Arial" w:hAnsi="Arial"/>
@@ -3517,7 +3517,7 @@
             <w:pPr>
               <w:spacing w:after="20" w:before="0"/>
             </w:pPr>
-            <w:hyperlink w:history="1" r:id="rId5oxo1tkljaaobxsnta6rs">
+            <w:hyperlink w:history="1" r:id="rIdxferzmxu8f7brxeopqdm6">
               <w:r>
                 <w:rPr>
                   <w:rFonts w:ascii="Arial" w:cs="Arial" w:eastAsia="Arial" w:hAnsi="Arial"/>
@@ -3550,7 +3550,7 @@
               <w:spacing w:after="10" w:before="0"/>
               <w:ind w:left="120"/>
             </w:pPr>
-            <w:hyperlink w:history="1" r:id="rIdhhyhr4dii6xx_3zqlifcd">
+            <w:hyperlink w:history="1" r:id="rIdyifb1njvnr3nyk7xs5sma">
               <w:r>
                 <w:rPr>
                   <w:rFonts w:ascii="Arial" w:cs="Arial" w:eastAsia="Arial" w:hAnsi="Arial"/>
@@ -3595,7 +3595,7 @@
             <w:pPr>
               <w:spacing w:after="20" w:before="0"/>
             </w:pPr>
-            <w:hyperlink w:history="1" r:id="rIdbj5r6tcw6olrcotelwgkm">
+            <w:hyperlink w:history="1" r:id="rIdhlropgcgicrvlqorltg-0">
               <w:r>
                 <w:rPr>
                   <w:rFonts w:ascii="Arial" w:cs="Arial" w:eastAsia="Arial" w:hAnsi="Arial"/>
@@ -3628,7 +3628,7 @@
               <w:spacing w:after="10" w:before="0"/>
               <w:ind w:left="120"/>
             </w:pPr>
-            <w:hyperlink w:history="1" r:id="rIdcgmzxfwg_x7jc2rvn5-x_">
+            <w:hyperlink w:history="1" r:id="rIdjodj3_kk_glx1k-gltgew">
               <w:r>
                 <w:rPr>
                   <w:rFonts w:ascii="Arial" w:cs="Arial" w:eastAsia="Arial" w:hAnsi="Arial"/>
@@ -3828,7 +3828,7 @@
             <w:pPr>
               <w:spacing w:after="20" w:before="0"/>
             </w:pPr>
-            <w:hyperlink w:history="1" r:id="rIdtpqljm2bgv8piglv6svtu">
+            <w:hyperlink w:history="1" r:id="rIdtgqekd0tdcsvqiutahuv3">
               <w:r>
                 <w:rPr>
                   <w:rFonts w:ascii="Arial" w:cs="Arial" w:eastAsia="Arial" w:hAnsi="Arial"/>
@@ -3861,7 +3861,7 @@
               <w:spacing w:after="10" w:before="0"/>
               <w:ind w:left="120"/>
             </w:pPr>
-            <w:hyperlink w:history="1" r:id="rIdrzvjbhgpaqkox3q4iv1wy">
+            <w:hyperlink w:history="1" r:id="rIdante3rgl68vic_gjdlheo">
               <w:r>
                 <w:rPr>
                   <w:rFonts w:ascii="Arial" w:cs="Arial" w:eastAsia="Arial" w:hAnsi="Arial"/>
@@ -3906,7 +3906,7 @@
             <w:pPr>
               <w:spacing w:after="20" w:before="0"/>
             </w:pPr>
-            <w:hyperlink w:history="1" r:id="rId9feyq-7ndvyhjeo15hrcn">
+            <w:hyperlink w:history="1" r:id="rIdtdvond2uxndodkyuvaqtf">
               <w:r>
                 <w:rPr>
                   <w:rFonts w:ascii="Arial" w:cs="Arial" w:eastAsia="Arial" w:hAnsi="Arial"/>
@@ -3939,7 +3939,7 @@
               <w:spacing w:after="10" w:before="0"/>
               <w:ind w:left="120"/>
             </w:pPr>
-            <w:hyperlink w:history="1" r:id="rId11hm-mhprmndr3nefxyot">
+            <w:hyperlink w:history="1" r:id="rId9mzzhh7a0x3mmnl5tliqp">
               <w:r>
                 <w:rPr>
                   <w:rFonts w:ascii="Arial" w:cs="Arial" w:eastAsia="Arial" w:hAnsi="Arial"/>
@@ -4139,7 +4139,7 @@
             <w:pPr>
               <w:spacing w:after="20" w:before="0"/>
             </w:pPr>
-            <w:hyperlink w:history="1" r:id="rId1hk3kqfxkemj_vlxf5mus">
+            <w:hyperlink w:history="1" r:id="rId2fiu7lcfmhysqxjnmogqp">
               <w:r>
                 <w:rPr>
                   <w:rFonts w:ascii="Arial" w:cs="Arial" w:eastAsia="Arial" w:hAnsi="Arial"/>
@@ -4188,7 +4188,7 @@
               <w:spacing w:after="10" w:before="0"/>
               <w:ind w:left="120"/>
             </w:pPr>
-            <w:hyperlink w:history="1" r:id="rId77g38mkxjd6ftemvj5__v">
+            <w:hyperlink w:history="1" r:id="rId1aaihhjxrhng0py74h9xx">
               <w:r>
                 <w:rPr>
                   <w:rFonts w:ascii="Arial" w:cs="Arial" w:eastAsia="Arial" w:hAnsi="Arial"/>
@@ -4233,7 +4233,7 @@
             <w:pPr>
               <w:spacing w:after="20" w:before="0"/>
             </w:pPr>
-            <w:hyperlink w:history="1" r:id="rIdggeo0yq7nonm_hnalmh80">
+            <w:hyperlink w:history="1" r:id="rId_cm5oz4omzwjb3_tl9eth">
               <w:r>
                 <w:rPr>
                   <w:rFonts w:ascii="Arial" w:cs="Arial" w:eastAsia="Arial" w:hAnsi="Arial"/>
@@ -4266,7 +4266,7 @@
               <w:spacing w:after="10" w:before="0"/>
               <w:ind w:left="120"/>
             </w:pPr>
-            <w:hyperlink w:history="1" r:id="rIdfy2ypw6vp5veczo0ad99i">
+            <w:hyperlink w:history="1" r:id="rIdj18tyz01abmzp4nkmwapd">
               <w:r>
                 <w:rPr>
                   <w:rFonts w:ascii="Arial" w:cs="Arial" w:eastAsia="Arial" w:hAnsi="Arial"/>
@@ -4466,7 +4466,7 @@
             <w:pPr>
               <w:spacing w:after="20" w:before="0"/>
             </w:pPr>
-            <w:hyperlink w:history="1" r:id="rIdwrkzoak-zgvdktsd4rcuz">
+            <w:hyperlink w:history="1" r:id="rIdldjhbe6qle9_mhyhh4o6p">
               <w:r>
                 <w:rPr>
                   <w:rFonts w:ascii="Arial" w:cs="Arial" w:eastAsia="Arial" w:hAnsi="Arial"/>
@@ -4515,7 +4515,7 @@
               <w:spacing w:after="10" w:before="0"/>
               <w:ind w:left="120"/>
             </w:pPr>
-            <w:hyperlink w:history="1" r:id="rId41k4mpmnwpf1of9y7aytm">
+            <w:hyperlink w:history="1" r:id="rId-icgsej3paprqjgxaab7c">
               <w:r>
                 <w:rPr>
                   <w:rFonts w:ascii="Arial" w:cs="Arial" w:eastAsia="Arial" w:hAnsi="Arial"/>
@@ -4560,7 +4560,7 @@
             <w:pPr>
               <w:spacing w:after="20" w:before="0"/>
             </w:pPr>
-            <w:hyperlink w:history="1" r:id="rIdlpqjauq56jduj1vtvvsde">
+            <w:hyperlink w:history="1" r:id="rIdtow4byztiuuhumluilncw">
               <w:r>
                 <w:rPr>
                   <w:rFonts w:ascii="Arial" w:cs="Arial" w:eastAsia="Arial" w:hAnsi="Arial"/>
@@ -4593,7 +4593,7 @@
               <w:spacing w:after="10" w:before="0"/>
               <w:ind w:left="120"/>
             </w:pPr>
-            <w:hyperlink w:history="1" r:id="rIdhobtqmmmptiix4xrurzwr">
+            <w:hyperlink w:history="1" r:id="rId6-y7jshic7mxjhz5o234m">
               <w:r>
                 <w:rPr>
                   <w:rFonts w:ascii="Arial" w:cs="Arial" w:eastAsia="Arial" w:hAnsi="Arial"/>
@@ -4793,7 +4793,7 @@
             <w:pPr>
               <w:spacing w:after="20" w:before="0"/>
             </w:pPr>
-            <w:hyperlink w:history="1" r:id="rIdzq43p01i27_vvdghbv7w1">
+            <w:hyperlink w:history="1" r:id="rIdcvyxb1egayvxslm-tw7vq">
               <w:r>
                 <w:rPr>
                   <w:rFonts w:ascii="Arial" w:cs="Arial" w:eastAsia="Arial" w:hAnsi="Arial"/>
@@ -4842,7 +4842,7 @@
               <w:spacing w:after="10" w:before="0"/>
               <w:ind w:left="120"/>
             </w:pPr>
-            <w:hyperlink w:history="1" r:id="rIdaf34584sw7mzri-ay9j98">
+            <w:hyperlink w:history="1" r:id="rId5b8zlwysvzsvgchjci5dh">
               <w:r>
                 <w:rPr>
                   <w:rFonts w:ascii="Arial" w:cs="Arial" w:eastAsia="Arial" w:hAnsi="Arial"/>
@@ -4887,7 +4887,7 @@
             <w:pPr>
               <w:spacing w:after="20" w:before="0"/>
             </w:pPr>
-            <w:hyperlink w:history="1" r:id="rIda6qelh0v1zicn52pwxo4l">
+            <w:hyperlink w:history="1" r:id="rId2vat9loyjfy0muycioiig">
               <w:r>
                 <w:rPr>
                   <w:rFonts w:ascii="Arial" w:cs="Arial" w:eastAsia="Arial" w:hAnsi="Arial"/>
@@ -4936,7 +4936,7 @@
               <w:spacing w:after="10" w:before="0"/>
               <w:ind w:left="120"/>
             </w:pPr>
-            <w:hyperlink w:history="1" r:id="rIduxb49_twgcakyutgtt0bs">
+            <w:hyperlink w:history="1" r:id="rIdghhwlnjlgli9pedj1mnjf">
               <w:r>
                 <w:rPr>
                   <w:rFonts w:ascii="Arial" w:cs="Arial" w:eastAsia="Arial" w:hAnsi="Arial"/>
@@ -5461,7 +5461,7 @@
         </w:rPr>
         <w:t xml:space="preserve">© 2026 SeaVuria and ARES. Aligned with KICD objectives. Developed by SeaVuria; technical implementation by ARES (with AI assistance from Claude). Licensed under </w:t>
       </w:r>
-      <w:hyperlink w:history="1" r:id="rId5kdm8bnywql3cnzoyrq1g">
+      <w:hyperlink w:history="1" r:id="rId6amakpw4735rikot3-dh2">
         <w:r>
           <w:rPr>
             <w:rFonts w:ascii="Arial" w:cs="Arial" w:eastAsia="Arial" w:hAnsi="Arial"/>
@@ -5482,7 +5482,7 @@
         </w:rPr>
         <w:t xml:space="preserve"> (</w:t>
       </w:r>
-      <w:hyperlink w:history="1" r:id="rIdrbt8vjprxmdlmh1dfqjra">
+      <w:hyperlink w:history="1" r:id="rIdvovod9beo2g_1ddomh03i">
         <w:r>
           <w:rPr>
             <w:rFonts w:ascii="Arial" w:cs="Arial" w:eastAsia="Arial" w:hAnsi="Arial"/>
@@ -6702,7 +6702,7 @@
             <w:pPr>
               <w:spacing w:after="20" w:before="0"/>
             </w:pPr>
-            <w:hyperlink w:history="1" r:id="rIdneda1a_lbw0xd5sn5pcjv">
+            <w:hyperlink w:history="1" r:id="rIdnbjczputvpurkwjrqgl-n">
               <w:r>
                 <w:rPr>
                   <w:rFonts w:ascii="Arial" w:cs="Arial" w:eastAsia="Arial" w:hAnsi="Arial"/>
@@ -6735,7 +6735,7 @@
               <w:spacing w:after="10" w:before="0"/>
               <w:ind w:left="120"/>
             </w:pPr>
-            <w:hyperlink w:history="1" r:id="rIddvlav1jayzmdfpmqcv2c-">
+            <w:hyperlink w:history="1" r:id="rIdvngypov_q49lqrnx9kcpq">
               <w:r>
                 <w:rPr>
                   <w:rFonts w:ascii="Arial" w:cs="Arial" w:eastAsia="Arial" w:hAnsi="Arial"/>
@@ -6780,7 +6780,7 @@
             <w:pPr>
               <w:spacing w:after="20" w:before="0"/>
             </w:pPr>
-            <w:hyperlink w:history="1" r:id="rIdyocx4gilnmejlpk6tbyn5">
+            <w:hyperlink w:history="1" r:id="rIdq4ybef93r4qizvt7digrx">
               <w:r>
                 <w:rPr>
                   <w:rFonts w:ascii="Arial" w:cs="Arial" w:eastAsia="Arial" w:hAnsi="Arial"/>
@@ -6813,7 +6813,7 @@
               <w:spacing w:after="10" w:before="0"/>
               <w:ind w:left="120"/>
             </w:pPr>
-            <w:hyperlink w:history="1" r:id="rId5k63mwp6y40xoiqetabvb">
+            <w:hyperlink w:history="1" r:id="rIdcbr3obkvwbk3ij9fm7ct3">
               <w:r>
                 <w:rPr>
                   <w:rFonts w:ascii="Arial" w:cs="Arial" w:eastAsia="Arial" w:hAnsi="Arial"/>
@@ -7013,7 +7013,7 @@
             <w:pPr>
               <w:spacing w:after="20" w:before="0"/>
             </w:pPr>
-            <w:hyperlink w:history="1" r:id="rIdbcpytvbnkkurmet4hphz8">
+            <w:hyperlink w:history="1" r:id="rIdjn2o5ti68vl8kfp4owx8u">
               <w:r>
                 <w:rPr>
                   <w:rFonts w:ascii="Arial" w:cs="Arial" w:eastAsia="Arial" w:hAnsi="Arial"/>
@@ -7046,7 +7046,7 @@
               <w:spacing w:after="10" w:before="0"/>
               <w:ind w:left="120"/>
             </w:pPr>
-            <w:hyperlink w:history="1" r:id="rIdkj0kjotkc1qtviefdwn5i">
+            <w:hyperlink w:history="1" r:id="rIdhmfu1j-dewdb2g_xjnzoh">
               <w:r>
                 <w:rPr>
                   <w:rFonts w:ascii="Arial" w:cs="Arial" w:eastAsia="Arial" w:hAnsi="Arial"/>
@@ -7091,7 +7091,7 @@
             <w:pPr>
               <w:spacing w:after="20" w:before="0"/>
             </w:pPr>
-            <w:hyperlink w:history="1" r:id="rId0pub0fzyq8ohgdlwdnrox">
+            <w:hyperlink w:history="1" r:id="rIdm5cung3rxdby6mxcwleqo">
               <w:r>
                 <w:rPr>
                   <w:rFonts w:ascii="Arial" w:cs="Arial" w:eastAsia="Arial" w:hAnsi="Arial"/>
@@ -7124,7 +7124,7 @@
               <w:spacing w:after="10" w:before="0"/>
               <w:ind w:left="120"/>
             </w:pPr>
-            <w:hyperlink w:history="1" r:id="rIdzwbrdyiqvkxgskza7vnpx">
+            <w:hyperlink w:history="1" r:id="rIdxkpgq7nvhfagmgehwefpe">
               <w:r>
                 <w:rPr>
                   <w:rFonts w:ascii="Arial" w:cs="Arial" w:eastAsia="Arial" w:hAnsi="Arial"/>
@@ -7324,7 +7324,7 @@
             <w:pPr>
               <w:spacing w:after="20" w:before="0"/>
             </w:pPr>
-            <w:hyperlink w:history="1" r:id="rIddhzhqhpxec7indby2khhr">
+            <w:hyperlink w:history="1" r:id="rIdpgoge1dwq9rlbtzss8baj">
               <w:r>
                 <w:rPr>
                   <w:rFonts w:ascii="Arial" w:cs="Arial" w:eastAsia="Arial" w:hAnsi="Arial"/>
@@ -7357,7 +7357,7 @@
               <w:spacing w:after="10" w:before="0"/>
               <w:ind w:left="120"/>
             </w:pPr>
-            <w:hyperlink w:history="1" r:id="rIdmvrujnlx9k7lllyrimwsx">
+            <w:hyperlink w:history="1" r:id="rIdrtjhiesajfwnubu9lacey">
               <w:r>
                 <w:rPr>
                   <w:rFonts w:ascii="Arial" w:cs="Arial" w:eastAsia="Arial" w:hAnsi="Arial"/>
@@ -7402,7 +7402,7 @@
             <w:pPr>
               <w:spacing w:after="20" w:before="0"/>
             </w:pPr>
-            <w:hyperlink w:history="1" r:id="rId9floqkdxfecuhnm8y-7jm">
+            <w:hyperlink w:history="1" r:id="rIdnrno6f6lynjd6upzkwom-">
               <w:r>
                 <w:rPr>
                   <w:rFonts w:ascii="Arial" w:cs="Arial" w:eastAsia="Arial" w:hAnsi="Arial"/>
@@ -7451,7 +7451,7 @@
               <w:spacing w:after="10" w:before="0"/>
               <w:ind w:left="120"/>
             </w:pPr>
-            <w:hyperlink w:history="1" r:id="rIdyv5b_aaqy40mwjcijqzjx">
+            <w:hyperlink w:history="1" r:id="rIdh0noc-f1jvnri7qhtmjxa">
               <w:r>
                 <w:rPr>
                   <w:rFonts w:ascii="Arial" w:cs="Arial" w:eastAsia="Arial" w:hAnsi="Arial"/>
@@ -7651,7 +7651,7 @@
             <w:pPr>
               <w:spacing w:after="20" w:before="0"/>
             </w:pPr>
-            <w:hyperlink w:history="1" r:id="rIdud4h2jmiluk0aeso_citd">
+            <w:hyperlink w:history="1" r:id="rIdjn9r2rfvvn8vlt-t2vko4">
               <w:r>
                 <w:rPr>
                   <w:rFonts w:ascii="Arial" w:cs="Arial" w:eastAsia="Arial" w:hAnsi="Arial"/>
@@ -7684,7 +7684,7 @@
               <w:spacing w:after="10" w:before="0"/>
               <w:ind w:left="120"/>
             </w:pPr>
-            <w:hyperlink w:history="1" r:id="rIdt3axobmvgbnnivyygqjn1">
+            <w:hyperlink w:history="1" r:id="rIdrhyjrxcdqxyplc9ms2vym">
               <w:r>
                 <w:rPr>
                   <w:rFonts w:ascii="Arial" w:cs="Arial" w:eastAsia="Arial" w:hAnsi="Arial"/>
@@ -7729,7 +7729,7 @@
             <w:pPr>
               <w:spacing w:after="20" w:before="0"/>
             </w:pPr>
-            <w:hyperlink w:history="1" r:id="rIdn_ubmamftcfk4xq4md5g4">
+            <w:hyperlink w:history="1" r:id="rIdaek0epkumtndsekqlvxji">
               <w:r>
                 <w:rPr>
                   <w:rFonts w:ascii="Arial" w:cs="Arial" w:eastAsia="Arial" w:hAnsi="Arial"/>
@@ -7778,7 +7778,7 @@
               <w:spacing w:after="10" w:before="0"/>
               <w:ind w:left="120"/>
             </w:pPr>
-            <w:hyperlink w:history="1" r:id="rIdabacwjvrjp-utg2kn9kya">
+            <w:hyperlink w:history="1" r:id="rIdvku_yabamte0anvtclwzw">
               <w:r>
                 <w:rPr>
                   <w:rFonts w:ascii="Arial" w:cs="Arial" w:eastAsia="Arial" w:hAnsi="Arial"/>
@@ -7978,7 +7978,7 @@
             <w:pPr>
               <w:spacing w:after="20" w:before="0"/>
             </w:pPr>
-            <w:hyperlink w:history="1" r:id="rIdbyb2kzvhemocu7tg1jhjb">
+            <w:hyperlink w:history="1" r:id="rIdafjecjo-ba2_i84z4o1w6">
               <w:r>
                 <w:rPr>
                   <w:rFonts w:ascii="Arial" w:cs="Arial" w:eastAsia="Arial" w:hAnsi="Arial"/>
@@ -8011,7 +8011,7 @@
               <w:spacing w:after="10" w:before="0"/>
               <w:ind w:left="120"/>
             </w:pPr>
-            <w:hyperlink w:history="1" r:id="rIdk75lqzcstqtket72zqvei">
+            <w:hyperlink w:history="1" r:id="rIdpe7ncs_yr0ikmngbjrkqt">
               <w:r>
                 <w:rPr>
                   <w:rFonts w:ascii="Arial" w:cs="Arial" w:eastAsia="Arial" w:hAnsi="Arial"/>
@@ -8056,7 +8056,7 @@
             <w:pPr>
               <w:spacing w:after="20" w:before="0"/>
             </w:pPr>
-            <w:hyperlink w:history="1" r:id="rIddxa_itcmfkmbdv6ujktnu">
+            <w:hyperlink w:history="1" r:id="rIdtg_gmmoaayd2cfet8lf69">
               <w:r>
                 <w:rPr>
                   <w:rFonts w:ascii="Arial" w:cs="Arial" w:eastAsia="Arial" w:hAnsi="Arial"/>
@@ -8105,7 +8105,7 @@
               <w:spacing w:after="10" w:before="0"/>
               <w:ind w:left="120"/>
             </w:pPr>
-            <w:hyperlink w:history="1" r:id="rId9_wglzad25phnxgr_rhbx">
+            <w:hyperlink w:history="1" r:id="rId7pepr_n1oyyznfm-24orn">
               <w:r>
                 <w:rPr>
                   <w:rFonts w:ascii="Arial" w:cs="Arial" w:eastAsia="Arial" w:hAnsi="Arial"/>
@@ -8710,7 +8710,7 @@
         </w:rPr>
         <w:t xml:space="preserve">© 2026 SeaVuria and ARES. Aligned with KICD objectives. Developed by SeaVuria; technical implementation by ARES (with AI assistance from Claude). Licensed under </w:t>
       </w:r>
-      <w:hyperlink w:history="1" r:id="rIdft4njezkfiwr4hhm0jiro">
+      <w:hyperlink w:history="1" r:id="rId8pjvflw24ihlvucrszjws">
         <w:r>
           <w:rPr>
             <w:rFonts w:ascii="Arial" w:cs="Arial" w:eastAsia="Arial" w:hAnsi="Arial"/>
@@ -8731,7 +8731,7 @@
         </w:rPr>
         <w:t xml:space="preserve"> (</w:t>
       </w:r>
-      <w:hyperlink w:history="1" r:id="rId3ysluke6_s8icdqbo4yl0">
+      <w:hyperlink w:history="1" r:id="rIdn2pv8-yowh610hbrjvi6b">
         <w:r>
           <w:rPr>
             <w:rFonts w:ascii="Arial" w:cs="Arial" w:eastAsia="Arial" w:hAnsi="Arial"/>
@@ -9771,7 +9771,7 @@
             <w:pPr>
               <w:spacing w:after="20" w:before="0"/>
             </w:pPr>
-            <w:hyperlink w:history="1" r:id="rIdp-ksll-pa8s-3pj3gjkim">
+            <w:hyperlink w:history="1" r:id="rIdyeiz-rzbjggbkk8velzax">
               <w:r>
                 <w:rPr>
                   <w:rFonts w:ascii="Arial" w:cs="Arial" w:eastAsia="Arial" w:hAnsi="Arial"/>
@@ -9804,7 +9804,7 @@
               <w:spacing w:after="10" w:before="0"/>
               <w:ind w:left="120"/>
             </w:pPr>
-            <w:hyperlink w:history="1" r:id="rId4wylaqsvdah99foq0_yuo">
+            <w:hyperlink w:history="1" r:id="rIdfjiisk6ecoxd4q3ahmx_t">
               <w:r>
                 <w:rPr>
                   <w:rFonts w:ascii="Arial" w:cs="Arial" w:eastAsia="Arial" w:hAnsi="Arial"/>
@@ -9849,7 +9849,7 @@
             <w:pPr>
               <w:spacing w:after="20" w:before="0"/>
             </w:pPr>
-            <w:hyperlink w:history="1" r:id="rIdb8bwai3vj86xbeyvnxgrz">
+            <w:hyperlink w:history="1" r:id="rIdrn4mteptrqijv58vch39t">
               <w:r>
                 <w:rPr>
                   <w:rFonts w:ascii="Arial" w:cs="Arial" w:eastAsia="Arial" w:hAnsi="Arial"/>
@@ -9882,7 +9882,7 @@
               <w:spacing w:after="10" w:before="0"/>
               <w:ind w:left="120"/>
             </w:pPr>
-            <w:hyperlink w:history="1" r:id="rIdiqvxije9ffan87wegztiu">
+            <w:hyperlink w:history="1" r:id="rId75iyc-whnzfoyuw7igrcn">
               <w:r>
                 <w:rPr>
                   <w:rFonts w:ascii="Arial" w:cs="Arial" w:eastAsia="Arial" w:hAnsi="Arial"/>
@@ -10082,7 +10082,7 @@
             <w:pPr>
               <w:spacing w:after="20" w:before="0"/>
             </w:pPr>
-            <w:hyperlink w:history="1" r:id="rIdk8mp2r9mp8b3iydaacial">
+            <w:hyperlink w:history="1" r:id="rIdizqapv-aagjofeu6bnc9a">
               <w:r>
                 <w:rPr>
                   <w:rFonts w:ascii="Arial" w:cs="Arial" w:eastAsia="Arial" w:hAnsi="Arial"/>
@@ -10115,7 +10115,7 @@
               <w:spacing w:after="10" w:before="0"/>
               <w:ind w:left="120"/>
             </w:pPr>
-            <w:hyperlink w:history="1" r:id="rIdwt6rdw5vqfri1xfzxxfkg">
+            <w:hyperlink w:history="1" r:id="rIdwdjqxtpthdkxzykadcwad">
               <w:r>
                 <w:rPr>
                   <w:rFonts w:ascii="Arial" w:cs="Arial" w:eastAsia="Arial" w:hAnsi="Arial"/>
@@ -10160,7 +10160,7 @@
             <w:pPr>
               <w:spacing w:after="20" w:before="0"/>
             </w:pPr>
-            <w:hyperlink w:history="1" r:id="rIdiznl7xyeuhslkbhyxjol7">
+            <w:hyperlink w:history="1" r:id="rIdipdnhotaxmasntrljpwxc">
               <w:r>
                 <w:rPr>
                   <w:rFonts w:ascii="Arial" w:cs="Arial" w:eastAsia="Arial" w:hAnsi="Arial"/>
@@ -10193,7 +10193,7 @@
               <w:spacing w:after="10" w:before="0"/>
               <w:ind w:left="120"/>
             </w:pPr>
-            <w:hyperlink w:history="1" r:id="rIdtgmrew3axc97st1n7iyyv">
+            <w:hyperlink w:history="1" r:id="rIdkmi-9olupspeut95hmhio">
               <w:r>
                 <w:rPr>
                   <w:rFonts w:ascii="Arial" w:cs="Arial" w:eastAsia="Arial" w:hAnsi="Arial"/>
@@ -10393,7 +10393,7 @@
             <w:pPr>
               <w:spacing w:after="20" w:before="0"/>
             </w:pPr>
-            <w:hyperlink w:history="1" r:id="rIdv3xn18jcnwrhe63dmo8xh">
+            <w:hyperlink w:history="1" r:id="rIdub2wmp6x3kuheneq9jcgm">
               <w:r>
                 <w:rPr>
                   <w:rFonts w:ascii="Arial" w:cs="Arial" w:eastAsia="Arial" w:hAnsi="Arial"/>
@@ -10442,7 +10442,7 @@
               <w:spacing w:after="10" w:before="0"/>
               <w:ind w:left="120"/>
             </w:pPr>
-            <w:hyperlink w:history="1" r:id="rIdpe9ticu8xgzhidhn79ljt">
+            <w:hyperlink w:history="1" r:id="rIdp3-qquozhcd5tatemwvef">
               <w:r>
                 <w:rPr>
                   <w:rFonts w:ascii="Arial" w:cs="Arial" w:eastAsia="Arial" w:hAnsi="Arial"/>
@@ -10487,7 +10487,7 @@
             <w:pPr>
               <w:spacing w:after="20" w:before="0"/>
             </w:pPr>
-            <w:hyperlink w:history="1" r:id="rIdjcbidle3ehearux6zi3po">
+            <w:hyperlink w:history="1" r:id="rId8jlind1lhqvr_i6fehbgr">
               <w:r>
                 <w:rPr>
                   <w:rFonts w:ascii="Arial" w:cs="Arial" w:eastAsia="Arial" w:hAnsi="Arial"/>
@@ -10520,7 +10520,7 @@
               <w:spacing w:after="10" w:before="0"/>
               <w:ind w:left="120"/>
             </w:pPr>
-            <w:hyperlink w:history="1" r:id="rIdlkjv7ednjy88junhzuyz9">
+            <w:hyperlink w:history="1" r:id="rIdvnskc6ciwy9k6vyvssmvu">
               <w:r>
                 <w:rPr>
                   <w:rFonts w:ascii="Arial" w:cs="Arial" w:eastAsia="Arial" w:hAnsi="Arial"/>
@@ -10720,7 +10720,7 @@
             <w:pPr>
               <w:spacing w:after="20" w:before="0"/>
             </w:pPr>
-            <w:hyperlink w:history="1" r:id="rIdoqtipbmyodgliqorgvtnk">
+            <w:hyperlink w:history="1" r:id="rIdwef23kdgari0rb0a6seoj">
               <w:r>
                 <w:rPr>
                   <w:rFonts w:ascii="Arial" w:cs="Arial" w:eastAsia="Arial" w:hAnsi="Arial"/>
@@ -10769,7 +10769,7 @@
               <w:spacing w:after="10" w:before="0"/>
               <w:ind w:left="120"/>
             </w:pPr>
-            <w:hyperlink w:history="1" r:id="rIdwyrqvcfmovb42t1nivxy5">
+            <w:hyperlink w:history="1" r:id="rId0ertj4lmtrf_appgwvuwk">
               <w:r>
                 <w:rPr>
                   <w:rFonts w:ascii="Arial" w:cs="Arial" w:eastAsia="Arial" w:hAnsi="Arial"/>
@@ -10814,7 +10814,7 @@
             <w:pPr>
               <w:spacing w:after="20" w:before="0"/>
             </w:pPr>
-            <w:hyperlink w:history="1" r:id="rIdr9gmhl6ejmsx6m6kueb5i">
+            <w:hyperlink w:history="1" r:id="rIdeyozpmvh2aq3yj8nhpbkj">
               <w:r>
                 <w:rPr>
                   <w:rFonts w:ascii="Arial" w:cs="Arial" w:eastAsia="Arial" w:hAnsi="Arial"/>
@@ -10847,7 +10847,7 @@
               <w:spacing w:after="10" w:before="0"/>
               <w:ind w:left="120"/>
             </w:pPr>
-            <w:hyperlink w:history="1" r:id="rId7gzbxk5mfj3g5wxe2s0zo">
+            <w:hyperlink w:history="1" r:id="rIdcuhyxdxv7lyh4v21vfk17">
               <w:r>
                 <w:rPr>
                   <w:rFonts w:ascii="Arial" w:cs="Arial" w:eastAsia="Arial" w:hAnsi="Arial"/>
@@ -11047,7 +11047,7 @@
             <w:pPr>
               <w:spacing w:after="20" w:before="0"/>
             </w:pPr>
-            <w:hyperlink w:history="1" r:id="rIdizgjohsczxcktc1siqi_d">
+            <w:hyperlink w:history="1" r:id="rIdc5cfwaq9ovzztrvjuguhs">
               <w:r>
                 <w:rPr>
                   <w:rFonts w:ascii="Arial" w:cs="Arial" w:eastAsia="Arial" w:hAnsi="Arial"/>
@@ -11096,7 +11096,7 @@
               <w:spacing w:after="10" w:before="0"/>
               <w:ind w:left="120"/>
             </w:pPr>
-            <w:hyperlink w:history="1" r:id="rIdzm3gelzizers4b1bihxdf">
+            <w:hyperlink w:history="1" r:id="rIdrkfb-8u5_uimugtg3u9ba">
               <w:r>
                 <w:rPr>
                   <w:rFonts w:ascii="Arial" w:cs="Arial" w:eastAsia="Arial" w:hAnsi="Arial"/>
@@ -11141,7 +11141,7 @@
             <w:pPr>
               <w:spacing w:after="20" w:before="0"/>
             </w:pPr>
-            <w:hyperlink w:history="1" r:id="rIda1p_2tvctkwf9ln1h2ani">
+            <w:hyperlink w:history="1" r:id="rId1gbrh8-vzdagpqj9xmc5k">
               <w:r>
                 <w:rPr>
                   <w:rFonts w:ascii="Arial" w:cs="Arial" w:eastAsia="Arial" w:hAnsi="Arial"/>
@@ -11174,7 +11174,7 @@
               <w:spacing w:after="10" w:before="0"/>
               <w:ind w:left="120"/>
             </w:pPr>
-            <w:hyperlink w:history="1" r:id="rIdewpoje1tm6cnde3rqzsyg">
+            <w:hyperlink w:history="1" r:id="rIdcqmckjqtfkbnocyhhwnui">
               <w:r>
                 <w:rPr>
                   <w:rFonts w:ascii="Arial" w:cs="Arial" w:eastAsia="Arial" w:hAnsi="Arial"/>
@@ -11699,7 +11699,7 @@
         </w:rPr>
         <w:t xml:space="preserve">© 2026 SeaVuria and ARES. Aligned with KICD objectives. Developed by SeaVuria; technical implementation by ARES (with AI assistance from Claude). Licensed under </w:t>
       </w:r>
-      <w:hyperlink w:history="1" r:id="rIddy9kjwycxyrqfphp1vc2p">
+      <w:hyperlink w:history="1" r:id="rIdp7jw-bnmef0bie3k7uh0-">
         <w:r>
           <w:rPr>
             <w:rFonts w:ascii="Arial" w:cs="Arial" w:eastAsia="Arial" w:hAnsi="Arial"/>
@@ -11720,7 +11720,7 @@
         </w:rPr>
         <w:t xml:space="preserve"> (</w:t>
       </w:r>
-      <w:hyperlink w:history="1" r:id="rIdbf2_b8gqgofboczqetoo_">
+      <w:hyperlink w:history="1" r:id="rId6-b2pfac72kxejeeuioib">
         <w:r>
           <w:rPr>
             <w:rFonts w:ascii="Arial" w:cs="Arial" w:eastAsia="Arial" w:hAnsi="Arial"/>
@@ -12760,7 +12760,7 @@
             <w:pPr>
               <w:spacing w:after="20" w:before="0"/>
             </w:pPr>
-            <w:hyperlink w:history="1" r:id="rIdnj5apiqenkflymqiuekkv">
+            <w:hyperlink w:history="1" r:id="rIdy8if0uluca7vtflehxcza">
               <w:r>
                 <w:rPr>
                   <w:rFonts w:ascii="Arial" w:cs="Arial" w:eastAsia="Arial" w:hAnsi="Arial"/>
@@ -12793,7 +12793,7 @@
               <w:spacing w:after="10" w:before="0"/>
               <w:ind w:left="120"/>
             </w:pPr>
-            <w:hyperlink w:history="1" r:id="rIdianmz7l995z3_tpcdgqnq">
+            <w:hyperlink w:history="1" r:id="rIdu_am-bugxp7_xhusv4lr9">
               <w:r>
                 <w:rPr>
                   <w:rFonts w:ascii="Arial" w:cs="Arial" w:eastAsia="Arial" w:hAnsi="Arial"/>
@@ -12838,7 +12838,7 @@
             <w:pPr>
               <w:spacing w:after="20" w:before="0"/>
             </w:pPr>
-            <w:hyperlink w:history="1" r:id="rIdeeuk_blxtsg4qp3iwrefb">
+            <w:hyperlink w:history="1" r:id="rIde5sa-bml1wgjwlu49tk-m">
               <w:r>
                 <w:rPr>
                   <w:rFonts w:ascii="Arial" w:cs="Arial" w:eastAsia="Arial" w:hAnsi="Arial"/>
@@ -12871,7 +12871,7 @@
               <w:spacing w:after="10" w:before="0"/>
               <w:ind w:left="120"/>
             </w:pPr>
-            <w:hyperlink w:history="1" r:id="rIdtkfaunayejgv-am6gnst1">
+            <w:hyperlink w:history="1" r:id="rIdem84ojeh3isffimfn3kxc">
               <w:r>
                 <w:rPr>
                   <w:rFonts w:ascii="Arial" w:cs="Arial" w:eastAsia="Arial" w:hAnsi="Arial"/>
@@ -13151,7 +13151,7 @@
             <w:pPr>
               <w:spacing w:after="20" w:before="0"/>
             </w:pPr>
-            <w:hyperlink w:history="1" r:id="rIdblvnktqndemhcveqi4vd4">
+            <w:hyperlink w:history="1" r:id="rIdnlbu2oyss7ecnluncj5et">
               <w:r>
                 <w:rPr>
                   <w:rFonts w:ascii="Arial" w:cs="Arial" w:eastAsia="Arial" w:hAnsi="Arial"/>
@@ -13184,7 +13184,7 @@
               <w:spacing w:after="10" w:before="0"/>
               <w:ind w:left="120"/>
             </w:pPr>
-            <w:hyperlink w:history="1" r:id="rIdfwtcs-gcrq1slgslkief8">
+            <w:hyperlink w:history="1" r:id="rId72chdgf5fxqtr4abwfj8h">
               <w:r>
                 <w:rPr>
                   <w:rFonts w:ascii="Arial" w:cs="Arial" w:eastAsia="Arial" w:hAnsi="Arial"/>
@@ -13229,7 +13229,7 @@
             <w:pPr>
               <w:spacing w:after="20" w:before="0"/>
             </w:pPr>
-            <w:hyperlink w:history="1" r:id="rIdik1uxtbtizcpzlkns4eqv">
+            <w:hyperlink w:history="1" r:id="rIdyqletfcnvphr2engqk_vx">
               <w:r>
                 <w:rPr>
                   <w:rFonts w:ascii="Arial" w:cs="Arial" w:eastAsia="Arial" w:hAnsi="Arial"/>
@@ -13262,7 +13262,7 @@
               <w:spacing w:after="10" w:before="0"/>
               <w:ind w:left="120"/>
             </w:pPr>
-            <w:hyperlink w:history="1" r:id="rIdmgbhcy9bdndk3vbdak28t">
+            <w:hyperlink w:history="1" r:id="rIdw8ijkmsqsxugd2uzizczm">
               <w:r>
                 <w:rPr>
                   <w:rFonts w:ascii="Arial" w:cs="Arial" w:eastAsia="Arial" w:hAnsi="Arial"/>
@@ -13542,7 +13542,7 @@
             <w:pPr>
               <w:spacing w:after="20" w:before="0"/>
             </w:pPr>
-            <w:hyperlink w:history="1" r:id="rIdktxbi9tuwkzs05pescf5y">
+            <w:hyperlink w:history="1" r:id="rIda1jf3v_byjdflgmpxvku1">
               <w:r>
                 <w:rPr>
                   <w:rFonts w:ascii="Arial" w:cs="Arial" w:eastAsia="Arial" w:hAnsi="Arial"/>
@@ -13575,7 +13575,7 @@
               <w:spacing w:after="10" w:before="0"/>
               <w:ind w:left="120"/>
             </w:pPr>
-            <w:hyperlink w:history="1" r:id="rIdqoeyzncurnagun7iljrji">
+            <w:hyperlink w:history="1" r:id="rId6plzvfyjvobjdv-cuycb-">
               <w:r>
                 <w:rPr>
                   <w:rFonts w:ascii="Arial" w:cs="Arial" w:eastAsia="Arial" w:hAnsi="Arial"/>
@@ -13620,7 +13620,7 @@
             <w:pPr>
               <w:spacing w:after="20" w:before="0"/>
             </w:pPr>
-            <w:hyperlink w:history="1" r:id="rId0jsrf65fiqptzcdbizamx">
+            <w:hyperlink w:history="1" r:id="rIdgtij-cx0pm3ch3fyicrq7">
               <w:r>
                 <w:rPr>
                   <w:rFonts w:ascii="Arial" w:cs="Arial" w:eastAsia="Arial" w:hAnsi="Arial"/>
@@ -13653,7 +13653,7 @@
               <w:spacing w:after="10" w:before="0"/>
               <w:ind w:left="120"/>
             </w:pPr>
-            <w:hyperlink w:history="1" r:id="rIdgtg5vzda8isu-x0g1bis6">
+            <w:hyperlink w:history="1" r:id="rIddy9tv7gp2oc0jtwk5i9e5">
               <w:r>
                 <w:rPr>
                   <w:rFonts w:ascii="Arial" w:cs="Arial" w:eastAsia="Arial" w:hAnsi="Arial"/>
@@ -13933,7 +13933,7 @@
             <w:pPr>
               <w:spacing w:after="20" w:before="0"/>
             </w:pPr>
-            <w:hyperlink w:history="1" r:id="rIdlh9zy5-oqfxxkv-xlf_26">
+            <w:hyperlink w:history="1" r:id="rIdkck9ynsiusadpk84jiu-l">
               <w:r>
                 <w:rPr>
                   <w:rFonts w:ascii="Arial" w:cs="Arial" w:eastAsia="Arial" w:hAnsi="Arial"/>
@@ -13966,7 +13966,7 @@
               <w:spacing w:after="10" w:before="0"/>
               <w:ind w:left="120"/>
             </w:pPr>
-            <w:hyperlink w:history="1" r:id="rIdosgsbxag03puyovkm9szm">
+            <w:hyperlink w:history="1" r:id="rIdkmnzyuecmgxj9zn-0yiek">
               <w:r>
                 <w:rPr>
                   <w:rFonts w:ascii="Arial" w:cs="Arial" w:eastAsia="Arial" w:hAnsi="Arial"/>
@@ -14011,7 +14011,7 @@
             <w:pPr>
               <w:spacing w:after="20" w:before="0"/>
             </w:pPr>
-            <w:hyperlink w:history="1" r:id="rIdvwl0umwftjxhiperzjkfl">
+            <w:hyperlink w:history="1" r:id="rIdelyl-3b9i3gtmzxl0qy5x">
               <w:r>
                 <w:rPr>
                   <w:rFonts w:ascii="Arial" w:cs="Arial" w:eastAsia="Arial" w:hAnsi="Arial"/>
@@ -14044,7 +14044,7 @@
               <w:spacing w:after="10" w:before="0"/>
               <w:ind w:left="120"/>
             </w:pPr>
-            <w:hyperlink w:history="1" r:id="rIduphpkgjvarj_-b7vaoayv">
+            <w:hyperlink w:history="1" r:id="rIdlwnixfqwipr9fymk95xj-">
               <w:r>
                 <w:rPr>
                   <w:rFonts w:ascii="Arial" w:cs="Arial" w:eastAsia="Arial" w:hAnsi="Arial"/>
@@ -14324,7 +14324,7 @@
             <w:pPr>
               <w:spacing w:after="20" w:before="0"/>
             </w:pPr>
-            <w:hyperlink w:history="1" r:id="rIdfivrbgnpbcmkekjsg3k5j">
+            <w:hyperlink w:history="1" r:id="rIdu6zz0hbtz7gizhacczn-a">
               <w:r>
                 <w:rPr>
                   <w:rFonts w:ascii="Arial" w:cs="Arial" w:eastAsia="Arial" w:hAnsi="Arial"/>
@@ -14373,7 +14373,7 @@
               <w:spacing w:after="10" w:before="0"/>
               <w:ind w:left="120"/>
             </w:pPr>
-            <w:hyperlink w:history="1" r:id="rIdeawp_ve7hozxmbxryo0ni">
+            <w:hyperlink w:history="1" r:id="rIdrsvpbei--l009bnq_o3mc">
               <w:r>
                 <w:rPr>
                   <w:rFonts w:ascii="Arial" w:cs="Arial" w:eastAsia="Arial" w:hAnsi="Arial"/>
@@ -14418,7 +14418,7 @@
             <w:pPr>
               <w:spacing w:after="20" w:before="0"/>
             </w:pPr>
-            <w:hyperlink w:history="1" r:id="rIdlxelsgypzvohoq1u6adnu">
+            <w:hyperlink w:history="1" r:id="rId4_dikdelb9y9_ipwg6fsu">
               <w:r>
                 <w:rPr>
                   <w:rFonts w:ascii="Arial" w:cs="Arial" w:eastAsia="Arial" w:hAnsi="Arial"/>
@@ -14451,7 +14451,7 @@
               <w:spacing w:after="10" w:before="0"/>
               <w:ind w:left="120"/>
             </w:pPr>
-            <w:hyperlink w:history="1" r:id="rIdkqpvka75gwepfo6bw55rc">
+            <w:hyperlink w:history="1" r:id="rIdtnwfifapbasaudnc-4o_z">
               <w:r>
                 <w:rPr>
                   <w:rFonts w:ascii="Arial" w:cs="Arial" w:eastAsia="Arial" w:hAnsi="Arial"/>
@@ -15056,7 +15056,7 @@
         </w:rPr>
         <w:t xml:space="preserve">© 2026 SeaVuria and ARES. Aligned with KICD objectives. Developed by SeaVuria; technical implementation by ARES (with AI assistance from Claude). Licensed under </w:t>
       </w:r>
-      <w:hyperlink w:history="1" r:id="rIdhdo5tss1_cvh7fbhfadgy">
+      <w:hyperlink w:history="1" r:id="rIdqyjnpwpm3gzocay0_vemf">
         <w:r>
           <w:rPr>
             <w:rFonts w:ascii="Arial" w:cs="Arial" w:eastAsia="Arial" w:hAnsi="Arial"/>
@@ -15077,7 +15077,7 @@
         </w:rPr>
         <w:t xml:space="preserve"> (</w:t>
       </w:r>
-      <w:hyperlink w:history="1" r:id="rId4fb1fplnwsxhyszmhjlhy">
+      <w:hyperlink w:history="1" r:id="rIdycd2ta2dmw2d8gmkivy8e">
         <w:r>
           <w:rPr>
             <w:rFonts w:ascii="Arial" w:cs="Arial" w:eastAsia="Arial" w:hAnsi="Arial"/>
@@ -16117,7 +16117,7 @@
             <w:pPr>
               <w:spacing w:after="20" w:before="0"/>
             </w:pPr>
-            <w:hyperlink w:history="1" r:id="rIdyegiprgg-zojmgfzjswj7">
+            <w:hyperlink w:history="1" r:id="rIdfmhrqb-dv43ciwkz9bwd0">
               <w:r>
                 <w:rPr>
                   <w:rFonts w:ascii="Arial" w:cs="Arial" w:eastAsia="Arial" w:hAnsi="Arial"/>
@@ -16150,7 +16150,7 @@
               <w:spacing w:after="10" w:before="0"/>
               <w:ind w:left="120"/>
             </w:pPr>
-            <w:hyperlink w:history="1" r:id="rIdfn9_au5ava0sof2r3agqg">
+            <w:hyperlink w:history="1" r:id="rIdto_kmwxy8epdawygivpjs">
               <w:r>
                 <w:rPr>
                   <w:rFonts w:ascii="Arial" w:cs="Arial" w:eastAsia="Arial" w:hAnsi="Arial"/>
@@ -16195,7 +16195,7 @@
             <w:pPr>
               <w:spacing w:after="20" w:before="0"/>
             </w:pPr>
-            <w:hyperlink w:history="1" r:id="rIdbvksckpjunal589azy33o">
+            <w:hyperlink w:history="1" r:id="rIdycsbmj8v2reo0gr5vyyxo">
               <w:r>
                 <w:rPr>
                   <w:rFonts w:ascii="Arial" w:cs="Arial" w:eastAsia="Arial" w:hAnsi="Arial"/>
@@ -16228,7 +16228,7 @@
               <w:spacing w:after="10" w:before="0"/>
               <w:ind w:left="120"/>
             </w:pPr>
-            <w:hyperlink w:history="1" r:id="rIdfohvsm5mbneyc8ass1t0p">
+            <w:hyperlink w:history="1" r:id="rIdvg5ztzvvct4mbeopymnx9">
               <w:r>
                 <w:rPr>
                   <w:rFonts w:ascii="Arial" w:cs="Arial" w:eastAsia="Arial" w:hAnsi="Arial"/>
@@ -16428,7 +16428,7 @@
             <w:pPr>
               <w:spacing w:after="20" w:before="0"/>
             </w:pPr>
-            <w:hyperlink w:history="1" r:id="rIdi_q_ogcjwlzc1tqk7o4fb">
+            <w:hyperlink w:history="1" r:id="rIdot25gpp5jzcfn8i7vb-an">
               <w:r>
                 <w:rPr>
                   <w:rFonts w:ascii="Arial" w:cs="Arial" w:eastAsia="Arial" w:hAnsi="Arial"/>
@@ -16461,7 +16461,7 @@
               <w:spacing w:after="10" w:before="0"/>
               <w:ind w:left="120"/>
             </w:pPr>
-            <w:hyperlink w:history="1" r:id="rIdfletqlbwhsjziguq9bruz">
+            <w:hyperlink w:history="1" r:id="rIdxfq9hhiykqryu1zgbi-ex">
               <w:r>
                 <w:rPr>
                   <w:rFonts w:ascii="Arial" w:cs="Arial" w:eastAsia="Arial" w:hAnsi="Arial"/>
@@ -16506,7 +16506,7 @@
             <w:pPr>
               <w:spacing w:after="20" w:before="0"/>
             </w:pPr>
-            <w:hyperlink w:history="1" r:id="rId4zxxjxsxqt5qrgwph-nhx">
+            <w:hyperlink w:history="1" r:id="rId-kkkcfxvba2o_av8jqgxh">
               <w:r>
                 <w:rPr>
                   <w:rFonts w:ascii="Arial" w:cs="Arial" w:eastAsia="Arial" w:hAnsi="Arial"/>
@@ -16539,7 +16539,7 @@
               <w:spacing w:after="10" w:before="0"/>
               <w:ind w:left="120"/>
             </w:pPr>
-            <w:hyperlink w:history="1" r:id="rIddjrrupksipuhko_5kkwmg">
+            <w:hyperlink w:history="1" r:id="rIdl72hjfnl_3jeqxyhdo8a0">
               <w:r>
                 <w:rPr>
                   <w:rFonts w:ascii="Arial" w:cs="Arial" w:eastAsia="Arial" w:hAnsi="Arial"/>
@@ -16739,7 +16739,7 @@
             <w:pPr>
               <w:spacing w:after="20" w:before="0"/>
             </w:pPr>
-            <w:hyperlink w:history="1" r:id="rIdfcxmbvinsls-k1uvhgjbo">
+            <w:hyperlink w:history="1" r:id="rIdevvz3w7evbaunud6whxlo">
               <w:r>
                 <w:rPr>
                   <w:rFonts w:ascii="Arial" w:cs="Arial" w:eastAsia="Arial" w:hAnsi="Arial"/>
@@ -16788,7 +16788,7 @@
               <w:spacing w:after="10" w:before="0"/>
               <w:ind w:left="120"/>
             </w:pPr>
-            <w:hyperlink w:history="1" r:id="rIdze5wbs28_nt8ofdbrr1ry">
+            <w:hyperlink w:history="1" r:id="rIda1vrodq6blktch5s8qagc">
               <w:r>
                 <w:rPr>
                   <w:rFonts w:ascii="Arial" w:cs="Arial" w:eastAsia="Arial" w:hAnsi="Arial"/>
@@ -16833,7 +16833,7 @@
             <w:pPr>
               <w:spacing w:after="20" w:before="0"/>
             </w:pPr>
-            <w:hyperlink w:history="1" r:id="rIdpravptuodvjmn5ljz8cbf">
+            <w:hyperlink w:history="1" r:id="rIdafakq8f7irmluyw7hvd9r">
               <w:r>
                 <w:rPr>
                   <w:rFonts w:ascii="Arial" w:cs="Arial" w:eastAsia="Arial" w:hAnsi="Arial"/>
@@ -16866,7 +16866,7 @@
               <w:spacing w:after="10" w:before="0"/>
               <w:ind w:left="120"/>
             </w:pPr>
-            <w:hyperlink w:history="1" r:id="rId05fep3nis0ne4y3pxb8ns">
+            <w:hyperlink w:history="1" r:id="rIdurbifbjdoh3-cqo437awl">
               <w:r>
                 <w:rPr>
                   <w:rFonts w:ascii="Arial" w:cs="Arial" w:eastAsia="Arial" w:hAnsi="Arial"/>
@@ -17066,7 +17066,7 @@
             <w:pPr>
               <w:spacing w:after="20" w:before="0"/>
             </w:pPr>
-            <w:hyperlink w:history="1" r:id="rIdchznys3fxzpkosyzbxzx6">
+            <w:hyperlink w:history="1" r:id="rIdn0plqkdiwkbamvkscwpva">
               <w:r>
                 <w:rPr>
                   <w:rFonts w:ascii="Arial" w:cs="Arial" w:eastAsia="Arial" w:hAnsi="Arial"/>
@@ -17115,7 +17115,7 @@
               <w:spacing w:after="10" w:before="0"/>
               <w:ind w:left="120"/>
             </w:pPr>
-            <w:hyperlink w:history="1" r:id="rIdxuxvaaqgo_wjrs2z08yvh">
+            <w:hyperlink w:history="1" r:id="rIdazhhsynk1isqrulgsny6v">
               <w:r>
                 <w:rPr>
                   <w:rFonts w:ascii="Arial" w:cs="Arial" w:eastAsia="Arial" w:hAnsi="Arial"/>
@@ -17160,7 +17160,7 @@
             <w:pPr>
               <w:spacing w:after="20" w:before="0"/>
             </w:pPr>
-            <w:hyperlink w:history="1" r:id="rIdz0_xrzegzcfp7zhvxayme">
+            <w:hyperlink w:history="1" r:id="rId7efm6sjeb_tmtqbqm8csp">
               <w:r>
                 <w:rPr>
                   <w:rFonts w:ascii="Arial" w:cs="Arial" w:eastAsia="Arial" w:hAnsi="Arial"/>
@@ -17193,7 +17193,7 @@
               <w:spacing w:after="10" w:before="0"/>
               <w:ind w:left="120"/>
             </w:pPr>
-            <w:hyperlink w:history="1" r:id="rIdlx0wh31mqksnilwg-mwlv">
+            <w:hyperlink w:history="1" r:id="rIdxffxxfk3ikrogplzenkhc">
               <w:r>
                 <w:rPr>
                   <w:rFonts w:ascii="Arial" w:cs="Arial" w:eastAsia="Arial" w:hAnsi="Arial"/>
@@ -17393,7 +17393,7 @@
             <w:pPr>
               <w:spacing w:after="20" w:before="0"/>
             </w:pPr>
-            <w:hyperlink w:history="1" r:id="rId04urpscjwegrq83ihljro">
+            <w:hyperlink w:history="1" r:id="rId-i0ycv1hzcqdsfb6qpcyw">
               <w:r>
                 <w:rPr>
                   <w:rFonts w:ascii="Arial" w:cs="Arial" w:eastAsia="Arial" w:hAnsi="Arial"/>
@@ -17442,7 +17442,7 @@
               <w:spacing w:after="10" w:before="0"/>
               <w:ind w:left="120"/>
             </w:pPr>
-            <w:hyperlink w:history="1" r:id="rId3bzz2xd83sxwxpdxkw6i9">
+            <w:hyperlink w:history="1" r:id="rIdixlpsgj78onbwbv0oxvti">
               <w:r>
                 <w:rPr>
                   <w:rFonts w:ascii="Arial" w:cs="Arial" w:eastAsia="Arial" w:hAnsi="Arial"/>
@@ -17487,7 +17487,7 @@
             <w:pPr>
               <w:spacing w:after="20" w:before="0"/>
             </w:pPr>
-            <w:hyperlink w:history="1" r:id="rIdcpyugtufktt6mq305_6qx">
+            <w:hyperlink w:history="1" r:id="rId1gwzw7eteuyymqawtmxqy">
               <w:r>
                 <w:rPr>
                   <w:rFonts w:ascii="Arial" w:cs="Arial" w:eastAsia="Arial" w:hAnsi="Arial"/>
@@ -17520,7 +17520,7 @@
               <w:spacing w:after="10" w:before="0"/>
               <w:ind w:left="120"/>
             </w:pPr>
-            <w:hyperlink w:history="1" r:id="rIde7wlnceq4bnar3fhe5qg3">
+            <w:hyperlink w:history="1" r:id="rIdyirtqor84e36tlpzhmt-e">
               <w:r>
                 <w:rPr>
                   <w:rFonts w:ascii="Arial" w:cs="Arial" w:eastAsia="Arial" w:hAnsi="Arial"/>
@@ -18045,7 +18045,7 @@
         </w:rPr>
         <w:t xml:space="preserve">© 2026 SeaVuria and ARES. Aligned with KICD objectives. Developed by SeaVuria; technical implementation by ARES (with AI assistance from Claude). Licensed under </w:t>
       </w:r>
-      <w:hyperlink w:history="1" r:id="rIdelnhf1baupnlp-6tl42we">
+      <w:hyperlink w:history="1" r:id="rIdw921pstbdprsb2yj3ajrl">
         <w:r>
           <w:rPr>
             <w:rFonts w:ascii="Arial" w:cs="Arial" w:eastAsia="Arial" w:hAnsi="Arial"/>
@@ -18066,7 +18066,7 @@
         </w:rPr>
         <w:t xml:space="preserve"> (</w:t>
       </w:r>
-      <w:hyperlink w:history="1" r:id="rIdttrzn2un6y9smzmka6f-_">
+      <w:hyperlink w:history="1" r:id="rIdsneljl_wejrgpvbepf6rn">
         <w:r>
           <w:rPr>
             <w:rFonts w:ascii="Arial" w:cs="Arial" w:eastAsia="Arial" w:hAnsi="Arial"/>
@@ -19266,7 +19266,7 @@
             <w:pPr>
               <w:spacing w:after="20" w:before="0"/>
             </w:pPr>
-            <w:hyperlink w:history="1" r:id="rId-oftmpf-lrrhte_94ca7o">
+            <w:hyperlink w:history="1" r:id="rIdk8tragvh7q8ok9qmnntz0">
               <w:r>
                 <w:rPr>
                   <w:rFonts w:ascii="Arial" w:cs="Arial" w:eastAsia="Arial" w:hAnsi="Arial"/>
@@ -19299,7 +19299,7 @@
               <w:spacing w:after="10" w:before="0"/>
               <w:ind w:left="120"/>
             </w:pPr>
-            <w:hyperlink w:history="1" r:id="rIdhjahrs4h1mpbdykrldai-">
+            <w:hyperlink w:history="1" r:id="rIdeoi18nwo38nmayxymfwqv">
               <w:r>
                 <w:rPr>
                   <w:rFonts w:ascii="Arial" w:cs="Arial" w:eastAsia="Arial" w:hAnsi="Arial"/>
@@ -19344,7 +19344,7 @@
             <w:pPr>
               <w:spacing w:after="20" w:before="0"/>
             </w:pPr>
-            <w:hyperlink w:history="1" r:id="rIdl0souzdojpfih5hzv8l8b">
+            <w:hyperlink w:history="1" r:id="rId95rlztlu9bpsdu65dfxa8">
               <w:r>
                 <w:rPr>
                   <w:rFonts w:ascii="Arial" w:cs="Arial" w:eastAsia="Arial" w:hAnsi="Arial"/>
@@ -19377,7 +19377,7 @@
               <w:spacing w:after="10" w:before="0"/>
               <w:ind w:left="120"/>
             </w:pPr>
-            <w:hyperlink w:history="1" r:id="rIdpnqeoykoxcmg5lgzqxj_p">
+            <w:hyperlink w:history="1" r:id="rIdr1c0gulrcyfehgnnmruwq">
               <w:r>
                 <w:rPr>
                   <w:rFonts w:ascii="Arial" w:cs="Arial" w:eastAsia="Arial" w:hAnsi="Arial"/>
@@ -19577,7 +19577,7 @@
             <w:pPr>
               <w:spacing w:after="20" w:before="0"/>
             </w:pPr>
-            <w:hyperlink w:history="1" r:id="rId691o6us1rxmj8g4mkii8q">
+            <w:hyperlink w:history="1" r:id="rIdf9-ay2epnxfhbmo8stvvz">
               <w:r>
                 <w:rPr>
                   <w:rFonts w:ascii="Arial" w:cs="Arial" w:eastAsia="Arial" w:hAnsi="Arial"/>
@@ -19610,7 +19610,7 @@
               <w:spacing w:after="10" w:before="0"/>
               <w:ind w:left="120"/>
             </w:pPr>
-            <w:hyperlink w:history="1" r:id="rIdd0qscepojyvezalqnnnmg">
+            <w:hyperlink w:history="1" r:id="rIdrtqzhraesaezcghfyf0-0">
               <w:r>
                 <w:rPr>
                   <w:rFonts w:ascii="Arial" w:cs="Arial" w:eastAsia="Arial" w:hAnsi="Arial"/>
@@ -19655,7 +19655,7 @@
             <w:pPr>
               <w:spacing w:after="20" w:before="0"/>
             </w:pPr>
-            <w:hyperlink w:history="1" r:id="rIdssmoqxv3ujzd3q-xd-rsh">
+            <w:hyperlink w:history="1" r:id="rId0vqycnb3sxruwivxrpqo1">
               <w:r>
                 <w:rPr>
                   <w:rFonts w:ascii="Arial" w:cs="Arial" w:eastAsia="Arial" w:hAnsi="Arial"/>
@@ -19688,7 +19688,7 @@
               <w:spacing w:after="10" w:before="0"/>
               <w:ind w:left="120"/>
             </w:pPr>
-            <w:hyperlink w:history="1" r:id="rIdpdy7gxopxz8tear5fpaf5">
+            <w:hyperlink w:history="1" r:id="rId6szzarhlahmsvtmuwdtgm">
               <w:r>
                 <w:rPr>
                   <w:rFonts w:ascii="Arial" w:cs="Arial" w:eastAsia="Arial" w:hAnsi="Arial"/>
@@ -19888,7 +19888,7 @@
             <w:pPr>
               <w:spacing w:after="20" w:before="0"/>
             </w:pPr>
-            <w:hyperlink w:history="1" r:id="rIdvsfbjsrdfzoqpodfqya8o">
+            <w:hyperlink w:history="1" r:id="rIdmh0ccf2uxyswcqj1vieyh">
               <w:r>
                 <w:rPr>
                   <w:rFonts w:ascii="Arial" w:cs="Arial" w:eastAsia="Arial" w:hAnsi="Arial"/>
@@ -19921,7 +19921,7 @@
               <w:spacing w:after="10" w:before="0"/>
               <w:ind w:left="120"/>
             </w:pPr>
-            <w:hyperlink w:history="1" r:id="rIdjzt4rpw07tdn1z9hne3fu">
+            <w:hyperlink w:history="1" r:id="rIdhy_y39t_wt7nnrgxm_2uf">
               <w:r>
                 <w:rPr>
                   <w:rFonts w:ascii="Arial" w:cs="Arial" w:eastAsia="Arial" w:hAnsi="Arial"/>
@@ -19966,7 +19966,7 @@
             <w:pPr>
               <w:spacing w:after="20" w:before="0"/>
             </w:pPr>
-            <w:hyperlink w:history="1" r:id="rIdcxv0ajkdjrumhkurmusyr">
+            <w:hyperlink w:history="1" r:id="rIdlxz0jtsaegaa4psqj-o8g">
               <w:r>
                 <w:rPr>
                   <w:rFonts w:ascii="Arial" w:cs="Arial" w:eastAsia="Arial" w:hAnsi="Arial"/>
@@ -20015,7 +20015,7 @@
               <w:spacing w:after="10" w:before="0"/>
               <w:ind w:left="120"/>
             </w:pPr>
-            <w:hyperlink w:history="1" r:id="rIdfun2nmqs1k7k441tztgdw">
+            <w:hyperlink w:history="1" r:id="rIdjfwmvymnnxdyakd1wkf6g">
               <w:r>
                 <w:rPr>
                   <w:rFonts w:ascii="Arial" w:cs="Arial" w:eastAsia="Arial" w:hAnsi="Arial"/>
@@ -20215,7 +20215,7 @@
             <w:pPr>
               <w:spacing w:after="20" w:before="0"/>
             </w:pPr>
-            <w:hyperlink w:history="1" r:id="rIdz9snfqz7dpwx7nqrkkswc">
+            <w:hyperlink w:history="1" r:id="rIdffubz8kq0tnisbpwogikt">
               <w:r>
                 <w:rPr>
                   <w:rFonts w:ascii="Arial" w:cs="Arial" w:eastAsia="Arial" w:hAnsi="Arial"/>
@@ -20248,7 +20248,7 @@
               <w:spacing w:after="10" w:before="0"/>
               <w:ind w:left="120"/>
             </w:pPr>
-            <w:hyperlink w:history="1" r:id="rIdsggzyqsq7xgbb0zl5qdbl">
+            <w:hyperlink w:history="1" r:id="rId0xrwjavhxbpllf4riu85d">
               <w:r>
                 <w:rPr>
                   <w:rFonts w:ascii="Arial" w:cs="Arial" w:eastAsia="Arial" w:hAnsi="Arial"/>
@@ -20293,7 +20293,7 @@
             <w:pPr>
               <w:spacing w:after="20" w:before="0"/>
             </w:pPr>
-            <w:hyperlink w:history="1" r:id="rId232uh8lcrqtbmapjnihkd">
+            <w:hyperlink w:history="1" r:id="rIdpude5ckif888xminhwvad">
               <w:r>
                 <w:rPr>
                   <w:rFonts w:ascii="Arial" w:cs="Arial" w:eastAsia="Arial" w:hAnsi="Arial"/>
@@ -20342,7 +20342,7 @@
               <w:spacing w:after="10" w:before="0"/>
               <w:ind w:left="120"/>
             </w:pPr>
-            <w:hyperlink w:history="1" r:id="rId5s0qtmtxr1jmskizis23f">
+            <w:hyperlink w:history="1" r:id="rIdhm7obs9mj510fc-gn0-zs">
               <w:r>
                 <w:rPr>
                   <w:rFonts w:ascii="Arial" w:cs="Arial" w:eastAsia="Arial" w:hAnsi="Arial"/>
@@ -20542,7 +20542,7 @@
             <w:pPr>
               <w:spacing w:after="20" w:before="0"/>
             </w:pPr>
-            <w:hyperlink w:history="1" r:id="rIdf5hd7z8l7oez2vkb92u76">
+            <w:hyperlink w:history="1" r:id="rIdkydylsrye5b3q_7jg5qhh">
               <w:r>
                 <w:rPr>
                   <w:rFonts w:ascii="Arial" w:cs="Arial" w:eastAsia="Arial" w:hAnsi="Arial"/>
@@ -20575,7 +20575,7 @@
               <w:spacing w:after="10" w:before="0"/>
               <w:ind w:left="120"/>
             </w:pPr>
-            <w:hyperlink w:history="1" r:id="rIdquqsx7nhhlnuw_duu9xc0">
+            <w:hyperlink w:history="1" r:id="rIdbs3_hflbz_aukl7dmuang">
               <w:r>
                 <w:rPr>
                   <w:rFonts w:ascii="Arial" w:cs="Arial" w:eastAsia="Arial" w:hAnsi="Arial"/>
@@ -20620,7 +20620,7 @@
             <w:pPr>
               <w:spacing w:after="20" w:before="0"/>
             </w:pPr>
-            <w:hyperlink w:history="1" r:id="rId0cgblpv_ohbjmnwmonuks">
+            <w:hyperlink w:history="1" r:id="rIdnibln0xfe19witwl345vm">
               <w:r>
                 <w:rPr>
                   <w:rFonts w:ascii="Arial" w:cs="Arial" w:eastAsia="Arial" w:hAnsi="Arial"/>
@@ -20669,7 +20669,7 @@
               <w:spacing w:after="10" w:before="0"/>
               <w:ind w:left="120"/>
             </w:pPr>
-            <w:hyperlink w:history="1" r:id="rId8fdk2i76plmiqiflffynd">
+            <w:hyperlink w:history="1" r:id="rIdfvj4lnl0lumdyjo9p10w8">
               <w:r>
                 <w:rPr>
                   <w:rFonts w:ascii="Arial" w:cs="Arial" w:eastAsia="Arial" w:hAnsi="Arial"/>
@@ -21274,7 +21274,7 @@
         </w:rPr>
         <w:t xml:space="preserve">© 2026 SeaVuria and ARES. Aligned with KICD objectives. Developed by SeaVuria; technical implementation by ARES (with AI assistance from Claude). Licensed under </w:t>
       </w:r>
-      <w:hyperlink w:history="1" r:id="rIdzemanz9t6ark3zowowax0">
+      <w:hyperlink w:history="1" r:id="rIdhvlb0c0gnnj1h6uudq_gc">
         <w:r>
           <w:rPr>
             <w:rFonts w:ascii="Arial" w:cs="Arial" w:eastAsia="Arial" w:hAnsi="Arial"/>
@@ -21295,7 +21295,7 @@
         </w:rPr>
         <w:t xml:space="preserve"> (</w:t>
       </w:r>
-      <w:hyperlink w:history="1" r:id="rIdz5syyqveoqjsa-vr6de53">
+      <w:hyperlink w:history="1" r:id="rId2pcbpiwpd3tcbgrudp79d">
         <w:r>
           <w:rPr>
             <w:rFonts w:ascii="Arial" w:cs="Arial" w:eastAsia="Arial" w:hAnsi="Arial"/>
@@ -22335,7 +22335,7 @@
             <w:pPr>
               <w:spacing w:after="20" w:before="0"/>
             </w:pPr>
-            <w:hyperlink w:history="1" r:id="rIdbc268n-qjnzqlyffeqwai">
+            <w:hyperlink w:history="1" r:id="rIdxbeztert1zoga9dww9uea">
               <w:r>
                 <w:rPr>
                   <w:rFonts w:ascii="Arial" w:cs="Arial" w:eastAsia="Arial" w:hAnsi="Arial"/>
@@ -22384,7 +22384,7 @@
               <w:spacing w:after="10" w:before="0"/>
               <w:ind w:left="120"/>
             </w:pPr>
-            <w:hyperlink w:history="1" r:id="rId2bgqfu62uk-a1xxuttmee">
+            <w:hyperlink w:history="1" r:id="rIdcrwopgc9r9h3kipr2lwue">
               <w:r>
                 <w:rPr>
                   <w:rFonts w:ascii="Arial" w:cs="Arial" w:eastAsia="Arial" w:hAnsi="Arial"/>
@@ -22429,7 +22429,7 @@
             <w:pPr>
               <w:spacing w:after="20" w:before="0"/>
             </w:pPr>
-            <w:hyperlink w:history="1" r:id="rId91gekd64hg0a4qvwzscbb">
+            <w:hyperlink w:history="1" r:id="rId9roh_-wb2n1du1ixhl2-d">
               <w:r>
                 <w:rPr>
                   <w:rFonts w:ascii="Arial" w:cs="Arial" w:eastAsia="Arial" w:hAnsi="Arial"/>
@@ -22462,7 +22462,7 @@
               <w:spacing w:after="10" w:before="0"/>
               <w:ind w:left="120"/>
             </w:pPr>
-            <w:hyperlink w:history="1" r:id="rIdzc_6d8wdgq-pfz78viiuu">
+            <w:hyperlink w:history="1" r:id="rId76byhr15_wfw_gtjtcnqw">
               <w:r>
                 <w:rPr>
                   <w:rFonts w:ascii="Arial" w:cs="Arial" w:eastAsia="Arial" w:hAnsi="Arial"/>
@@ -22662,7 +22662,7 @@
             <w:pPr>
               <w:spacing w:after="20" w:before="0"/>
             </w:pPr>
-            <w:hyperlink w:history="1" r:id="rIdc5rofghsuvrrywwcekdgd">
+            <w:hyperlink w:history="1" r:id="rIdlccbk-0g-bg9s_e4od4gs">
               <w:r>
                 <w:rPr>
                   <w:rFonts w:ascii="Arial" w:cs="Arial" w:eastAsia="Arial" w:hAnsi="Arial"/>
@@ -22711,7 +22711,7 @@
               <w:spacing w:after="10" w:before="0"/>
               <w:ind w:left="120"/>
             </w:pPr>
-            <w:hyperlink w:history="1" r:id="rId3nkkzjrybqx5jcyt0swrp">
+            <w:hyperlink w:history="1" r:id="rIduxeiuajrjxks252vdecpr">
               <w:r>
                 <w:rPr>
                   <w:rFonts w:ascii="Arial" w:cs="Arial" w:eastAsia="Arial" w:hAnsi="Arial"/>
@@ -22756,7 +22756,7 @@
             <w:pPr>
               <w:spacing w:after="20" w:before="0"/>
             </w:pPr>
-            <w:hyperlink w:history="1" r:id="rIddbgrt66lvuxrvaufbi-it">
+            <w:hyperlink w:history="1" r:id="rIdgbo13caxapy3uur_ouoim">
               <w:r>
                 <w:rPr>
                   <w:rFonts w:ascii="Arial" w:cs="Arial" w:eastAsia="Arial" w:hAnsi="Arial"/>
@@ -22789,7 +22789,7 @@
               <w:spacing w:after="10" w:before="0"/>
               <w:ind w:left="120"/>
             </w:pPr>
-            <w:hyperlink w:history="1" r:id="rIdjo6xejb4mnl12miwuonaq">
+            <w:hyperlink w:history="1" r:id="rIdhxgfsujtrngrhb7zhp1tu">
               <w:r>
                 <w:rPr>
                   <w:rFonts w:ascii="Arial" w:cs="Arial" w:eastAsia="Arial" w:hAnsi="Arial"/>
@@ -22989,7 +22989,7 @@
             <w:pPr>
               <w:spacing w:after="20" w:before="0"/>
             </w:pPr>
-            <w:hyperlink w:history="1" r:id="rIdvmdlk8rplknvj_v5sezop">
+            <w:hyperlink w:history="1" r:id="rId2d_hgthmwqwmn089zco3p">
               <w:r>
                 <w:rPr>
                   <w:rFonts w:ascii="Arial" w:cs="Arial" w:eastAsia="Arial" w:hAnsi="Arial"/>
@@ -23038,7 +23038,7 @@
               <w:spacing w:after="10" w:before="0"/>
               <w:ind w:left="120"/>
             </w:pPr>
-            <w:hyperlink w:history="1" r:id="rIdrm81ssy8mgfvgbthlu5mo">
+            <w:hyperlink w:history="1" r:id="rIdpn1zevtmh9gp3bxwa_zs3">
               <w:r>
                 <w:rPr>
                   <w:rFonts w:ascii="Arial" w:cs="Arial" w:eastAsia="Arial" w:hAnsi="Arial"/>
@@ -23083,7 +23083,7 @@
             <w:pPr>
               <w:spacing w:after="20" w:before="0"/>
             </w:pPr>
-            <w:hyperlink w:history="1" r:id="rIdmhfqekfsirf8tolsjhvzj">
+            <w:hyperlink w:history="1" r:id="rIdgvnud9jbrtf78lfblaeqp">
               <w:r>
                 <w:rPr>
                   <w:rFonts w:ascii="Arial" w:cs="Arial" w:eastAsia="Arial" w:hAnsi="Arial"/>
@@ -23116,7 +23116,7 @@
               <w:spacing w:after="10" w:before="0"/>
               <w:ind w:left="120"/>
             </w:pPr>
-            <w:hyperlink w:history="1" r:id="rIdyyjwhqtik6vu651evzaqn">
+            <w:hyperlink w:history="1" r:id="rIdtyfjqr6weea2kbihcnt1c">
               <w:r>
                 <w:rPr>
                   <w:rFonts w:ascii="Arial" w:cs="Arial" w:eastAsia="Arial" w:hAnsi="Arial"/>
@@ -23316,7 +23316,7 @@
             <w:pPr>
               <w:spacing w:after="20" w:before="0"/>
             </w:pPr>
-            <w:hyperlink w:history="1" r:id="rIdrffetgibg9w6pgrpohjwe">
+            <w:hyperlink w:history="1" r:id="rId1we7d4pf7zco1mn7gccdd">
               <w:r>
                 <w:rPr>
                   <w:rFonts w:ascii="Arial" w:cs="Arial" w:eastAsia="Arial" w:hAnsi="Arial"/>
@@ -23365,7 +23365,7 @@
               <w:spacing w:after="10" w:before="0"/>
               <w:ind w:left="120"/>
             </w:pPr>
-            <w:hyperlink w:history="1" r:id="rIdwvzb3-ebhgjvfapx43xra">
+            <w:hyperlink w:history="1" r:id="rId3yg1v2z_jy_movy-pbpbn">
               <w:r>
                 <w:rPr>
                   <w:rFonts w:ascii="Arial" w:cs="Arial" w:eastAsia="Arial" w:hAnsi="Arial"/>
@@ -23410,7 +23410,7 @@
             <w:pPr>
               <w:spacing w:after="20" w:before="0"/>
             </w:pPr>
-            <w:hyperlink w:history="1" r:id="rId2dnhquy9elhxshdsw_4pg">
+            <w:hyperlink w:history="1" r:id="rIdglk6rdpfq4frzntxy3zz0">
               <w:r>
                 <w:rPr>
                   <w:rFonts w:ascii="Arial" w:cs="Arial" w:eastAsia="Arial" w:hAnsi="Arial"/>
@@ -23443,7 +23443,7 @@
               <w:spacing w:after="10" w:before="0"/>
               <w:ind w:left="120"/>
             </w:pPr>
-            <w:hyperlink w:history="1" r:id="rId0q8kzgc1kq3dvxdberzzk">
+            <w:hyperlink w:history="1" r:id="rId_mg0hfysv-wf9agf-4vh8">
               <w:r>
                 <w:rPr>
                   <w:rFonts w:ascii="Arial" w:cs="Arial" w:eastAsia="Arial" w:hAnsi="Arial"/>
@@ -23643,7 +23643,7 @@
             <w:pPr>
               <w:spacing w:after="20" w:before="0"/>
             </w:pPr>
-            <w:hyperlink w:history="1" r:id="rIdjn5bxdguxol5zyeu2158d">
+            <w:hyperlink w:history="1" r:id="rIdnirh-nneuiltu4jgk9hhc">
               <w:r>
                 <w:rPr>
                   <w:rFonts w:ascii="Arial" w:cs="Arial" w:eastAsia="Arial" w:hAnsi="Arial"/>
@@ -23692,7 +23692,7 @@
               <w:spacing w:after="10" w:before="0"/>
               <w:ind w:left="120"/>
             </w:pPr>
-            <w:hyperlink w:history="1" r:id="rIddzinodcp5uhv7ulmpj5db">
+            <w:hyperlink w:history="1" r:id="rIds0up_5wgpbd_yqyinkgyk">
               <w:r>
                 <w:rPr>
                   <w:rFonts w:ascii="Arial" w:cs="Arial" w:eastAsia="Arial" w:hAnsi="Arial"/>
@@ -23737,7 +23737,7 @@
             <w:pPr>
               <w:spacing w:after="20" w:before="0"/>
             </w:pPr>
-            <w:hyperlink w:history="1" r:id="rIdsws9eq6auo-bnbpb3czut">
+            <w:hyperlink w:history="1" r:id="rIdbbjvktpzde-ruxsfvn8fr">
               <w:r>
                 <w:rPr>
                   <w:rFonts w:ascii="Arial" w:cs="Arial" w:eastAsia="Arial" w:hAnsi="Arial"/>
@@ -23770,7 +23770,7 @@
               <w:spacing w:after="10" w:before="0"/>
               <w:ind w:left="120"/>
             </w:pPr>
-            <w:hyperlink w:history="1" r:id="rIdpohibo43uqmeyqejyf54n">
+            <w:hyperlink w:history="1" r:id="rIdx6opdgbrdeuutaluyvse7">
               <w:r>
                 <w:rPr>
                   <w:rFonts w:ascii="Arial" w:cs="Arial" w:eastAsia="Arial" w:hAnsi="Arial"/>
@@ -24295,7 +24295,7 @@
         </w:rPr>
         <w:t xml:space="preserve">© 2026 SeaVuria and ARES. Aligned with KICD objectives. Developed by SeaVuria; technical implementation by ARES (with AI assistance from Claude). Licensed under </w:t>
       </w:r>
-      <w:hyperlink w:history="1" r:id="rIdhgifbxmfq08cswgsuuhmf">
+      <w:hyperlink w:history="1" r:id="rId4oau-ufpl9jvhdz2jbzwa">
         <w:r>
           <w:rPr>
             <w:rFonts w:ascii="Arial" w:cs="Arial" w:eastAsia="Arial" w:hAnsi="Arial"/>
@@ -24316,7 +24316,7 @@
         </w:rPr>
         <w:t xml:space="preserve"> (</w:t>
       </w:r>
-      <w:hyperlink w:history="1" r:id="rId-jb7fx_crkt0htxp3m3vv">
+      <w:hyperlink w:history="1" r:id="rIdwtskvjfvhnryjaufkef7n">
         <w:r>
           <w:rPr>
             <w:rFonts w:ascii="Arial" w:cs="Arial" w:eastAsia="Arial" w:hAnsi="Arial"/>
@@ -25356,7 +25356,7 @@
             <w:pPr>
               <w:spacing w:after="20" w:before="0"/>
             </w:pPr>
-            <w:hyperlink w:history="1" r:id="rIdubmf13hgnl-cu2cdqqqwt">
+            <w:hyperlink w:history="1" r:id="rIdhrjdxqqqtcegavy2h7agd">
               <w:r>
                 <w:rPr>
                   <w:rFonts w:ascii="Arial" w:cs="Arial" w:eastAsia="Arial" w:hAnsi="Arial"/>
@@ -25389,7 +25389,7 @@
               <w:spacing w:after="10" w:before="0"/>
               <w:ind w:left="120"/>
             </w:pPr>
-            <w:hyperlink w:history="1" r:id="rIdul_ss-ux8ubzenqhsx2_n">
+            <w:hyperlink w:history="1" r:id="rIdi5d9jcdrfkwjacy8exbll">
               <w:r>
                 <w:rPr>
                   <w:rFonts w:ascii="Arial" w:cs="Arial" w:eastAsia="Arial" w:hAnsi="Arial"/>
@@ -25434,7 +25434,7 @@
             <w:pPr>
               <w:spacing w:after="20" w:before="0"/>
             </w:pPr>
-            <w:hyperlink w:history="1" r:id="rId8gr0tpnylfpiv3hgwl-fl">
+            <w:hyperlink w:history="1" r:id="rIdjlntpwmsfgenj-xsfoagp">
               <w:r>
                 <w:rPr>
                   <w:rFonts w:ascii="Arial" w:cs="Arial" w:eastAsia="Arial" w:hAnsi="Arial"/>
@@ -25467,7 +25467,7 @@
               <w:spacing w:after="10" w:before="0"/>
               <w:ind w:left="120"/>
             </w:pPr>
-            <w:hyperlink w:history="1" r:id="rIdbshseyxni283y-x_dpiz1">
+            <w:hyperlink w:history="1" r:id="rIddrpgmr03wmpskn-i9ejri">
               <w:r>
                 <w:rPr>
                   <w:rFonts w:ascii="Arial" w:cs="Arial" w:eastAsia="Arial" w:hAnsi="Arial"/>
@@ -25667,7 +25667,7 @@
             <w:pPr>
               <w:spacing w:after="20" w:before="0"/>
             </w:pPr>
-            <w:hyperlink w:history="1" r:id="rIdh214cgbovyvk_3nmf6a02">
+            <w:hyperlink w:history="1" r:id="rId02y2ubfe-frrikkq50buk">
               <w:r>
                 <w:rPr>
                   <w:rFonts w:ascii="Arial" w:cs="Arial" w:eastAsia="Arial" w:hAnsi="Arial"/>
@@ -25700,7 +25700,7 @@
               <w:spacing w:after="10" w:before="0"/>
               <w:ind w:left="120"/>
             </w:pPr>
-            <w:hyperlink w:history="1" r:id="rIdysqwhnxqqfuonxc0v9pdz">
+            <w:hyperlink w:history="1" r:id="rIdfktaf153audgemsax5947">
               <w:r>
                 <w:rPr>
                   <w:rFonts w:ascii="Arial" w:cs="Arial" w:eastAsia="Arial" w:hAnsi="Arial"/>
@@ -25745,7 +25745,7 @@
             <w:pPr>
               <w:spacing w:after="20" w:before="0"/>
             </w:pPr>
-            <w:hyperlink w:history="1" r:id="rIdmoci8qo6qdyupsfmjjext">
+            <w:hyperlink w:history="1" r:id="rIdi74elduqn1ihx7eduxqxa">
               <w:r>
                 <w:rPr>
                   <w:rFonts w:ascii="Arial" w:cs="Arial" w:eastAsia="Arial" w:hAnsi="Arial"/>
@@ -25778,7 +25778,7 @@
               <w:spacing w:after="10" w:before="0"/>
               <w:ind w:left="120"/>
             </w:pPr>
-            <w:hyperlink w:history="1" r:id="rIdwylufidot2r_kscuxjyxr">
+            <w:hyperlink w:history="1" r:id="rIdcvojfg6ccnv_huqhrrfgh">
               <w:r>
                 <w:rPr>
                   <w:rFonts w:ascii="Arial" w:cs="Arial" w:eastAsia="Arial" w:hAnsi="Arial"/>
@@ -25978,7 +25978,7 @@
             <w:pPr>
               <w:spacing w:after="20" w:before="0"/>
             </w:pPr>
-            <w:hyperlink w:history="1" r:id="rIdlidy1fl7es2max9v6fame">
+            <w:hyperlink w:history="1" r:id="rIdrhfn8jrz2k8awhobquc88">
               <w:r>
                 <w:rPr>
                   <w:rFonts w:ascii="Arial" w:cs="Arial" w:eastAsia="Arial" w:hAnsi="Arial"/>
@@ -26011,7 +26011,7 @@
               <w:spacing w:after="10" w:before="0"/>
               <w:ind w:left="120"/>
             </w:pPr>
-            <w:hyperlink w:history="1" r:id="rIdrklvrufbsh8lbsdklprt6">
+            <w:hyperlink w:history="1" r:id="rId7gvijnnawto21_vusev3v">
               <w:r>
                 <w:rPr>
                   <w:rFonts w:ascii="Arial" w:cs="Arial" w:eastAsia="Arial" w:hAnsi="Arial"/>
@@ -26056,7 +26056,7 @@
             <w:pPr>
               <w:spacing w:after="20" w:before="0"/>
             </w:pPr>
-            <w:hyperlink w:history="1" r:id="rIdatsej71kj-61h3heburha">
+            <w:hyperlink w:history="1" r:id="rId2maucbtyfucko4v24dhpa">
               <w:r>
                 <w:rPr>
                   <w:rFonts w:ascii="Arial" w:cs="Arial" w:eastAsia="Arial" w:hAnsi="Arial"/>
@@ -26089,7 +26089,7 @@
               <w:spacing w:after="10" w:before="0"/>
               <w:ind w:left="120"/>
             </w:pPr>
-            <w:hyperlink w:history="1" r:id="rIdsovpt1mapsoz37aw6vjjh">
+            <w:hyperlink w:history="1" r:id="rIdalymf4nfryl8xyocbcail">
               <w:r>
                 <w:rPr>
                   <w:rFonts w:ascii="Arial" w:cs="Arial" w:eastAsia="Arial" w:hAnsi="Arial"/>
@@ -26289,7 +26289,7 @@
             <w:pPr>
               <w:spacing w:after="20" w:before="0"/>
             </w:pPr>
-            <w:hyperlink w:history="1" r:id="rIdinbriwtzkuaqwk3et4wjc">
+            <w:hyperlink w:history="1" r:id="rIdcdcs9fikkn7booa_5a9qm">
               <w:r>
                 <w:rPr>
                   <w:rFonts w:ascii="Arial" w:cs="Arial" w:eastAsia="Arial" w:hAnsi="Arial"/>
@@ -26322,7 +26322,7 @@
               <w:spacing w:after="10" w:before="0"/>
               <w:ind w:left="120"/>
             </w:pPr>
-            <w:hyperlink w:history="1" r:id="rIdc1pqeudafnphzpa-i_gq_">
+            <w:hyperlink w:history="1" r:id="rId8tt68kocfz4bdkqwxbrki">
               <w:r>
                 <w:rPr>
                   <w:rFonts w:ascii="Arial" w:cs="Arial" w:eastAsia="Arial" w:hAnsi="Arial"/>
@@ -26367,7 +26367,7 @@
             <w:pPr>
               <w:spacing w:after="20" w:before="0"/>
             </w:pPr>
-            <w:hyperlink w:history="1" r:id="rIdyjpaetls3fgqywn6r9-8m">
+            <w:hyperlink w:history="1" r:id="rIdrrmedp-b3fvsdhhhefmw4">
               <w:r>
                 <w:rPr>
                   <w:rFonts w:ascii="Arial" w:cs="Arial" w:eastAsia="Arial" w:hAnsi="Arial"/>
@@ -26400,7 +26400,7 @@
               <w:spacing w:after="10" w:before="0"/>
               <w:ind w:left="120"/>
             </w:pPr>
-            <w:hyperlink w:history="1" r:id="rIdtimwl-mq3ichi7ydczkrx">
+            <w:hyperlink w:history="1" r:id="rIdxaow6swu8w4y1yyvz_b4p">
               <w:r>
                 <w:rPr>
                   <w:rFonts w:ascii="Arial" w:cs="Arial" w:eastAsia="Arial" w:hAnsi="Arial"/>
@@ -26600,7 +26600,7 @@
             <w:pPr>
               <w:spacing w:after="20" w:before="0"/>
             </w:pPr>
-            <w:hyperlink w:history="1" r:id="rIdkqdz7sjmavmlaspgids6l">
+            <w:hyperlink w:history="1" r:id="rId3a_83fc3ziga6j5elpphc">
               <w:r>
                 <w:rPr>
                   <w:rFonts w:ascii="Arial" w:cs="Arial" w:eastAsia="Arial" w:hAnsi="Arial"/>
@@ -26649,7 +26649,7 @@
               <w:spacing w:after="10" w:before="0"/>
               <w:ind w:left="120"/>
             </w:pPr>
-            <w:hyperlink w:history="1" r:id="rIdk0fmylhmjmqoza5ddlohl">
+            <w:hyperlink w:history="1" r:id="rId4ibzinduyh_0aduknttrq">
               <w:r>
                 <w:rPr>
                   <w:rFonts w:ascii="Arial" w:cs="Arial" w:eastAsia="Arial" w:hAnsi="Arial"/>
@@ -26694,7 +26694,7 @@
             <w:pPr>
               <w:spacing w:after="20" w:before="0"/>
             </w:pPr>
-            <w:hyperlink w:history="1" r:id="rIdqnxxewonhlrnnisvkl9s1">
+            <w:hyperlink w:history="1" r:id="rIdwfdpzsnou6ust1axqufk5">
               <w:r>
                 <w:rPr>
                   <w:rFonts w:ascii="Arial" w:cs="Arial" w:eastAsia="Arial" w:hAnsi="Arial"/>
@@ -26743,7 +26743,7 @@
               <w:spacing w:after="10" w:before="0"/>
               <w:ind w:left="120"/>
             </w:pPr>
-            <w:hyperlink w:history="1" r:id="rIdisnvcokkdnzoamao0larg">
+            <w:hyperlink w:history="1" r:id="rIdpqnqsp14gi8q11lbf0t4u">
               <w:r>
                 <w:rPr>
                   <w:rFonts w:ascii="Arial" w:cs="Arial" w:eastAsia="Arial" w:hAnsi="Arial"/>
@@ -27268,7 +27268,7 @@
         </w:rPr>
         <w:t xml:space="preserve">© 2026 SeaVuria and ARES. Aligned with KICD objectives. Developed by SeaVuria; technical implementation by ARES (with AI assistance from Claude). Licensed under </w:t>
       </w:r>
-      <w:hyperlink w:history="1" r:id="rIdibmawz2qhuwvtrz5ofwgq">
+      <w:hyperlink w:history="1" r:id="rIdla04ryqcms-whhtmldwym">
         <w:r>
           <w:rPr>
             <w:rFonts w:ascii="Arial" w:cs="Arial" w:eastAsia="Arial" w:hAnsi="Arial"/>
@@ -27289,7 +27289,7 @@
         </w:rPr>
         <w:t xml:space="preserve"> (</w:t>
       </w:r>
-      <w:hyperlink w:history="1" r:id="rIdmxtz8ukf4txu4zd9k7lsq">
+      <w:hyperlink w:history="1" r:id="rId0zwxjpfj6bii07dfgvk4m">
         <w:r>
           <w:rPr>
             <w:rFonts w:ascii="Arial" w:cs="Arial" w:eastAsia="Arial" w:hAnsi="Arial"/>
